--- a/Documentos gobernacion/TI/REVISION 3/Propuesta tecnica y financiera de desarrollo de software.docx
+++ b/Documentos gobernacion/TI/REVISION 3/Propuesta tecnica y financiera de desarrollo de software.docx
@@ -26,7 +26,7 @@
             <mc:AlternateContent>
               <mc:Choice Requires="wps">
                 <w:drawing>
-                  <wp:anchor distT="0" distB="0" distL="114300" distR="114300" simplePos="0" relativeHeight="251660288" behindDoc="0" locked="0" layoutInCell="1" allowOverlap="1" wp14:anchorId="0A678078" wp14:editId="6B8B5F92">
+                  <wp:anchor distT="0" distB="0" distL="114300" distR="114300" simplePos="0" relativeHeight="251660288" behindDoc="0" locked="0" layoutInCell="1" allowOverlap="1" wp14:anchorId="52504CBB" wp14:editId="6B8B5F92">
                     <wp:simplePos x="0" y="0"/>
                     <wp:positionH relativeFrom="page">
                       <wp:align>center</wp:align>
@@ -210,7 +210,7 @@
             <mc:AlternateContent>
               <mc:Choice Requires="wps">
                 <w:drawing>
-                  <wp:anchor distT="0" distB="0" distL="114300" distR="114300" simplePos="0" relativeHeight="251664384" behindDoc="0" locked="0" layoutInCell="1" allowOverlap="1" wp14:anchorId="75051561" wp14:editId="5615B36A">
+                  <wp:anchor distT="0" distB="0" distL="114300" distR="114300" simplePos="0" relativeHeight="251664384" behindDoc="0" locked="0" layoutInCell="1" allowOverlap="1" wp14:anchorId="6D9C87E9" wp14:editId="5615B36A">
                     <wp:simplePos x="0" y="0"/>
                     <wp:positionH relativeFrom="page">
                       <wp:posOffset>231775</wp:posOffset>
@@ -571,7 +571,7 @@
             <mc:AlternateContent>
               <mc:Choice Requires="wpg">
                 <w:drawing>
-                  <wp:anchor distT="0" distB="0" distL="114300" distR="114300" simplePos="0" relativeHeight="251662336" behindDoc="0" locked="0" layoutInCell="1" allowOverlap="1" wp14:anchorId="17D93DCD" wp14:editId="474DAE8E">
+                  <wp:anchor distT="0" distB="0" distL="114300" distR="114300" simplePos="0" relativeHeight="251662336" behindDoc="0" locked="0" layoutInCell="1" allowOverlap="1" wp14:anchorId="2916D7A7" wp14:editId="474DAE8E">
                     <wp:simplePos x="0" y="0"/>
                     <wp:positionH relativeFrom="margin">
                       <wp:align>center</wp:align>
@@ -807,7 +807,7 @@
                   </wp:anchor>
                 </w:drawing>
               </mc:Choice>
-              <mc:Fallback xmlns:w16sdtfl="http://schemas.microsoft.com/office/word/2024/wordml/sdtformatlock" xmlns:w16du="http://schemas.microsoft.com/office/word/2023/wordml/word16du">
+              <mc:Fallback xmlns:w16du="http://schemas.microsoft.com/office/word/2023/wordml/word16du" xmlns:w16sdtfl="http://schemas.microsoft.com/office/word/2024/wordml/sdtformatlock">
                 <w:pict>
                   <v:group w14:anchorId="63808F3D" id="Grupo 157" o:spid="_x0000_s1026" style="position:absolute;margin-left:0;margin-top:191.15pt;width:8in;height:95.7pt;z-index:251662336;mso-width-percent:941;mso-height-percent:121;mso-position-horizontal:center;mso-position-horizontal-relative:margin;mso-position-vertical-relative:page;mso-width-percent:941;mso-height-percent:121" coordorigin="" coordsize="73152,12161" o:gfxdata="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">
                     <v:shape id="Rectángulo 51" o:spid="_x0000_s1027" style="position:absolute;width:73152;height:11303;visibility:visible;mso-wrap-style:square;v-text-anchor:middle" coordsize="7312660,1129665" o:gfxdata="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" path="m,l7312660,r,1129665l3619500,733425,,1091565,,xe" fillcolor="#90c226 [3204]" stroked="f" strokeweight="1.5pt">
@@ -831,7 +831,7 @@
             <mc:AlternateContent>
               <mc:Choice Requires="wps">
                 <w:drawing>
-                  <wp:anchor distT="0" distB="0" distL="114300" distR="114300" simplePos="0" relativeHeight="251661312" behindDoc="0" locked="0" layoutInCell="1" allowOverlap="1" wp14:anchorId="1A59BB8A" wp14:editId="671A8A71">
+                  <wp:anchor distT="0" distB="0" distL="114300" distR="114300" simplePos="0" relativeHeight="251661312" behindDoc="0" locked="0" layoutInCell="1" allowOverlap="1" wp14:anchorId="6C5BEB9F" wp14:editId="671A8A71">
                     <wp:simplePos x="0" y="0"/>
                     <wp:positionH relativeFrom="page">
                       <wp:posOffset>232012</wp:posOffset>
@@ -1004,7 +1004,7 @@
             <mc:AlternateContent>
               <mc:Choice Requires="wps">
                 <w:drawing>
-                  <wp:anchor distT="0" distB="0" distL="114300" distR="114300" simplePos="0" relativeHeight="251659264" behindDoc="0" locked="0" layoutInCell="1" allowOverlap="1" wp14:anchorId="5F2D4258" wp14:editId="27430213">
+                  <wp:anchor distT="0" distB="0" distL="114300" distR="114300" simplePos="0" relativeHeight="251659264" behindDoc="0" locked="0" layoutInCell="1" allowOverlap="1" wp14:anchorId="1D6B1751" wp14:editId="27430213">
                     <wp:simplePos x="0" y="0"/>
                     <wp:positionH relativeFrom="page">
                       <wp:align>center</wp:align>
@@ -1583,7 +1583,7 @@
                 <w:noProof/>
                 <w:webHidden/>
               </w:rPr>
-              <w:t>3</w:t>
+              <w:t>4</w:t>
             </w:r>
             <w:r>
               <w:rPr>
@@ -1656,7 +1656,7 @@
                 <w:noProof/>
                 <w:webHidden/>
               </w:rPr>
-              <w:t>3</w:t>
+              <w:t>4</w:t>
             </w:r>
             <w:r>
               <w:rPr>
@@ -1729,7 +1729,7 @@
                 <w:noProof/>
                 <w:webHidden/>
               </w:rPr>
-              <w:t>3</w:t>
+              <w:t>4</w:t>
             </w:r>
             <w:r>
               <w:rPr>
@@ -1875,7 +1875,7 @@
                 <w:noProof/>
                 <w:webHidden/>
               </w:rPr>
-              <w:t>5</w:t>
+              <w:t>6</w:t>
             </w:r>
             <w:r>
               <w:rPr>
@@ -1948,7 +1948,7 @@
                 <w:noProof/>
                 <w:webHidden/>
               </w:rPr>
-              <w:t>5</w:t>
+              <w:t>6</w:t>
             </w:r>
             <w:r>
               <w:rPr>
@@ -2167,7 +2167,7 @@
                 <w:noProof/>
                 <w:webHidden/>
               </w:rPr>
-              <w:t>6</w:t>
+              <w:t>7</w:t>
             </w:r>
             <w:r>
               <w:rPr>
@@ -2240,7 +2240,7 @@
                 <w:noProof/>
                 <w:webHidden/>
               </w:rPr>
-              <w:t>6</w:t>
+              <w:t>7</w:t>
             </w:r>
             <w:r>
               <w:rPr>
@@ -2313,7 +2313,7 @@
                 <w:noProof/>
                 <w:webHidden/>
               </w:rPr>
-              <w:t>7</w:t>
+              <w:t>8</w:t>
             </w:r>
             <w:r>
               <w:rPr>
@@ -2386,7 +2386,7 @@
                 <w:noProof/>
                 <w:webHidden/>
               </w:rPr>
-              <w:t>7</w:t>
+              <w:t>8</w:t>
             </w:r>
             <w:r>
               <w:rPr>
@@ -2459,7 +2459,7 @@
                 <w:noProof/>
                 <w:webHidden/>
               </w:rPr>
-              <w:t>7</w:t>
+              <w:t>8</w:t>
             </w:r>
             <w:r>
               <w:rPr>
@@ -2678,7 +2678,7 @@
                 <w:noProof/>
                 <w:webHidden/>
               </w:rPr>
-              <w:t>8</w:t>
+              <w:t>9</w:t>
             </w:r>
             <w:r>
               <w:rPr>
@@ -2751,7 +2751,7 @@
                 <w:noProof/>
                 <w:webHidden/>
               </w:rPr>
-              <w:t>9</w:t>
+              <w:t>10</w:t>
             </w:r>
             <w:r>
               <w:rPr>
@@ -3007,6 +3007,24 @@
           <w:rFonts w:eastAsia="Google Sans Text"/>
         </w:rPr>
         <w:t>Entregables: incrementales, por ajuste/módulo completado, para revisión y retroalimentación de TI Gobernación.</w:t>
+      </w:r>
+    </w:p>
+    <w:p>
+      <w:pPr>
+        <w:pStyle w:val="Prrafodelista"/>
+        <w:numPr>
+          <w:ilvl w:val="0"/>
+          <w:numId w:val="13"/>
+        </w:numPr>
+        <w:rPr>
+          <w:rFonts w:eastAsia="Google Sans Text"/>
+        </w:rPr>
+      </w:pPr>
+      <w:r>
+        <w:rPr>
+          <w:rFonts w:eastAsia="Google Sans Text"/>
+        </w:rPr>
+        <w:t>Integración continua: azure-pipelines.yml implementa la arquitectura de línea base oficial de Microsoft para Azure Pipelines ("CI/CD baseline architecture"), el estándar publicado por el propio fabricante de la plataforma. Ante la falta de una plantilla institucional propia de TI Gobernación pese a la solicitud formal ya enviada, se adopta este estándar como referencia definitiva; si TI comparte su plantilla en el futuro, el proyecto se alineará a ella sin costo adicional (detalle en el Documento Integral de Desarrollo, numeral 5.4).</w:t>
       </w:r>
     </w:p>
     <w:p>
@@ -3160,7 +3178,7 @@
         </w:tc>
         <w:tc>
           <w:tcPr>
-            <w:tcW w:type="dxa" w:w="1560"/>
+            <w:tcW w:w="1560" w:type="dxa"/>
             <w:shd w:val="clear" w:color="auto" w:fill="018D38"/>
           </w:tcPr>
           <w:p>
@@ -3169,7 +3187,6 @@
             </w:pPr>
             <w:r>
               <w:rPr>
-                <w:rFonts w:ascii="Arial" w:hAnsi="Arial"/>
                 <w:b/>
                 <w:color w:val="FFFFFF"/>
                 <w:sz w:val="20"/>
@@ -3257,13 +3274,12 @@
         </w:tc>
         <w:tc>
           <w:tcPr>
-            <w:tcW w:type="dxa" w:w="1560"/>
+            <w:tcW w:w="1560" w:type="dxa"/>
             <w:shd w:val="clear" w:color="auto" w:fill="FFFFFF"/>
           </w:tcPr>
           <w:p>
             <w:r>
               <w:rPr>
-                <w:rFonts w:ascii="Arial" w:hAnsi="Arial"/>
                 <w:color w:val="333333"/>
                 <w:sz w:val="20"/>
               </w:rPr>
@@ -3350,13 +3366,12 @@
         </w:tc>
         <w:tc>
           <w:tcPr>
-            <w:tcW w:type="dxa" w:w="1560"/>
+            <w:tcW w:w="1560" w:type="dxa"/>
             <w:shd w:val="clear" w:color="auto" w:fill="F0FFF4"/>
           </w:tcPr>
           <w:p>
             <w:r>
               <w:rPr>
-                <w:rFonts w:ascii="Arial" w:hAnsi="Arial"/>
                 <w:color w:val="333333"/>
                 <w:sz w:val="20"/>
               </w:rPr>
@@ -3443,13 +3458,12 @@
         </w:tc>
         <w:tc>
           <w:tcPr>
-            <w:tcW w:type="dxa" w:w="1560"/>
+            <w:tcW w:w="1560" w:type="dxa"/>
             <w:shd w:val="clear" w:color="auto" w:fill="FFFFFF"/>
           </w:tcPr>
           <w:p>
             <w:r>
               <w:rPr>
-                <w:rFonts w:ascii="Arial" w:hAnsi="Arial"/>
                 <w:color w:val="333333"/>
                 <w:sz w:val="20"/>
               </w:rPr>
@@ -3509,27 +3523,7 @@
                 <w:sz w:val="20"/>
                 <w:lang w:val="en-US"/>
               </w:rPr>
-              <w:t xml:space="preserve">Microsoft </w:t>
-            </w:r>
-            <w:proofErr w:type="spellStart"/>
-            <w:r>
-              <w:rPr>
-                <w:rFonts w:eastAsia="Arial" w:cs="Arial"/>
-                <w:color w:val="333333"/>
-                <w:sz w:val="20"/>
-                <w:lang w:val="en-US"/>
-              </w:rPr>
-              <w:t>Entra</w:t>
-            </w:r>
-            <w:proofErr w:type="spellEnd"/>
-            <w:r>
-              <w:rPr>
-                <w:rFonts w:eastAsia="Arial" w:cs="Arial"/>
-                <w:color w:val="333333"/>
-                <w:sz w:val="20"/>
-                <w:lang w:val="en-US"/>
-              </w:rPr>
-              <w:t xml:space="preserve"> ID — OAuth 2.0 + OIDC (Authorization Code Flow + PKCE), @azure/msal-node + passport-azure-ad</w:t>
+              <w:t>Microsoft Entra ID — OAuth 2.0 + OIDC (Authorization Code Flow + PKCE), @azure/msal-node + passport-azure-ad</w:t>
             </w:r>
           </w:p>
         </w:tc>
@@ -3560,13 +3554,12 @@
         </w:tc>
         <w:tc>
           <w:tcPr>
-            <w:tcW w:type="dxa" w:w="1560"/>
+            <w:tcW w:w="1560" w:type="dxa"/>
             <w:shd w:val="clear" w:color="auto" w:fill="F0FFF4"/>
           </w:tcPr>
           <w:p>
             <w:r>
               <w:rPr>
-                <w:rFonts w:ascii="Arial" w:hAnsi="Arial"/>
                 <w:color w:val="333333"/>
                 <w:sz w:val="20"/>
               </w:rPr>
@@ -3653,13 +3646,12 @@
         </w:tc>
         <w:tc>
           <w:tcPr>
-            <w:tcW w:type="dxa" w:w="1560"/>
+            <w:tcW w:w="1560" w:type="dxa"/>
             <w:shd w:val="clear" w:color="auto" w:fill="FFFFFF"/>
           </w:tcPr>
           <w:p>
             <w:r>
               <w:rPr>
-                <w:rFonts w:ascii="Arial" w:hAnsi="Arial"/>
                 <w:color w:val="333333"/>
                 <w:sz w:val="20"/>
               </w:rPr>
@@ -3712,7 +3704,6 @@
                 <w:lang w:val="en-US"/>
               </w:rPr>
             </w:pPr>
-            <w:proofErr w:type="spellStart"/>
             <w:r>
               <w:rPr>
                 <w:rFonts w:eastAsia="Arial" w:cs="Arial"/>
@@ -3720,97 +3711,7 @@
                 <w:sz w:val="20"/>
                 <w:lang w:val="en-US"/>
               </w:rPr>
-              <w:t>ESLint</w:t>
-            </w:r>
-            <w:proofErr w:type="spellEnd"/>
-            <w:r>
-              <w:rPr>
-                <w:rFonts w:eastAsia="Arial" w:cs="Arial"/>
-                <w:color w:val="333333"/>
-                <w:sz w:val="20"/>
-                <w:lang w:val="en-US"/>
-              </w:rPr>
-              <w:t xml:space="preserve">-security + </w:t>
-            </w:r>
-            <w:proofErr w:type="spellStart"/>
-            <w:r>
-              <w:rPr>
-                <w:rFonts w:eastAsia="Arial" w:cs="Arial"/>
-                <w:color w:val="333333"/>
-                <w:sz w:val="20"/>
-                <w:lang w:val="en-US"/>
-              </w:rPr>
-              <w:t>Semgrep</w:t>
-            </w:r>
-            <w:proofErr w:type="spellEnd"/>
-            <w:r>
-              <w:rPr>
-                <w:rFonts w:eastAsia="Arial" w:cs="Arial"/>
-                <w:color w:val="333333"/>
-                <w:sz w:val="20"/>
-                <w:lang w:val="en-US"/>
-              </w:rPr>
-              <w:t xml:space="preserve"> (p/</w:t>
-            </w:r>
-            <w:proofErr w:type="spellStart"/>
-            <w:r>
-              <w:rPr>
-                <w:rFonts w:eastAsia="Arial" w:cs="Arial"/>
-                <w:color w:val="333333"/>
-                <w:sz w:val="20"/>
-                <w:lang w:val="en-US"/>
-              </w:rPr>
-              <w:t>nodejs</w:t>
-            </w:r>
-            <w:proofErr w:type="spellEnd"/>
-            <w:r>
-              <w:rPr>
-                <w:rFonts w:eastAsia="Arial" w:cs="Arial"/>
-                <w:color w:val="333333"/>
-                <w:sz w:val="20"/>
-                <w:lang w:val="en-US"/>
-              </w:rPr>
-              <w:t>, p/</w:t>
-            </w:r>
-            <w:proofErr w:type="spellStart"/>
-            <w:r>
-              <w:rPr>
-                <w:rFonts w:eastAsia="Arial" w:cs="Arial"/>
-                <w:color w:val="333333"/>
-                <w:sz w:val="20"/>
-                <w:lang w:val="en-US"/>
-              </w:rPr>
-              <w:t>owasp</w:t>
-            </w:r>
-            <w:proofErr w:type="spellEnd"/>
-            <w:r>
-              <w:rPr>
-                <w:rFonts w:eastAsia="Arial" w:cs="Arial"/>
-                <w:color w:val="333333"/>
-                <w:sz w:val="20"/>
-                <w:lang w:val="en-US"/>
-              </w:rPr>
-              <w:t xml:space="preserve">-top-ten) </w:t>
-            </w:r>
-            <w:proofErr w:type="spellStart"/>
-            <w:r>
-              <w:rPr>
-                <w:rFonts w:eastAsia="Arial" w:cs="Arial"/>
-                <w:color w:val="333333"/>
-                <w:sz w:val="20"/>
-                <w:lang w:val="en-US"/>
-              </w:rPr>
-              <w:t>en</w:t>
-            </w:r>
-            <w:proofErr w:type="spellEnd"/>
-            <w:r>
-              <w:rPr>
-                <w:rFonts w:eastAsia="Arial" w:cs="Arial"/>
-                <w:color w:val="333333"/>
-                <w:sz w:val="20"/>
-                <w:lang w:val="en-US"/>
-              </w:rPr>
-              <w:t xml:space="preserve"> pipeline Azure DevOps</w:t>
+              <w:t>ESLint-security + Semgrep (p/nodejs, p/owasp-top-ten) en pipeline Azure DevOps</w:t>
             </w:r>
           </w:p>
         </w:tc>
@@ -3841,13 +3742,12 @@
         </w:tc>
         <w:tc>
           <w:tcPr>
-            <w:tcW w:type="dxa" w:w="1560"/>
+            <w:tcW w:w="1560" w:type="dxa"/>
             <w:shd w:val="clear" w:color="auto" w:fill="F0FFF4"/>
           </w:tcPr>
           <w:p>
             <w:r>
               <w:rPr>
-                <w:rFonts w:ascii="Arial" w:hAnsi="Arial"/>
                 <w:color w:val="333333"/>
                 <w:sz w:val="20"/>
               </w:rPr>
@@ -3934,13 +3834,12 @@
         </w:tc>
         <w:tc>
           <w:tcPr>
-            <w:tcW w:type="dxa" w:w="1560"/>
+            <w:tcW w:w="1560" w:type="dxa"/>
             <w:shd w:val="clear" w:color="auto" w:fill="FFFFFF"/>
           </w:tcPr>
           <w:p>
             <w:r>
               <w:rPr>
-                <w:rFonts w:ascii="Arial" w:hAnsi="Arial"/>
                 <w:color w:val="333333"/>
                 <w:sz w:val="20"/>
               </w:rPr>
@@ -3962,6 +3861,7 @@
         <w:rPr>
           <w:rFonts w:eastAsia="Google Sans"/>
         </w:rPr>
+        <w:lastRenderedPageBreak/>
         <w:t>3. Arquitectura General</w:t>
       </w:r>
       <w:bookmarkEnd w:id="4"/>
@@ -4011,7 +3911,6 @@
         <w:rPr>
           <w:rFonts w:eastAsia="Google Sans Text"/>
         </w:rPr>
-        <w:lastRenderedPageBreak/>
         <w:t>Patrón de diseño: separación rutas → servicios → modelos (routes/admin.js delega a services/, que usan models/ vía Mongoose).</w:t>
       </w:r>
     </w:p>
@@ -4072,7 +3971,7 @@
           <w:noProof/>
         </w:rPr>
         <w:drawing>
-          <wp:inline distT="0" distB="0" distL="0" distR="0" wp14:anchorId="048BF698" wp14:editId="087FCC69">
+          <wp:inline distT="0" distB="0" distL="0" distR="0" wp14:anchorId="306A4F20" wp14:editId="087FCC69">
             <wp:extent cx="3810000" cy="6477000"/>
             <wp:effectExtent l="0" t="0" r="0" b="0"/>
             <wp:docPr id="1" name="Imagen 1"/>
@@ -4191,6 +4090,7 @@
         <w:rPr>
           <w:rFonts w:eastAsia="Google Sans Text"/>
         </w:rPr>
+        <w:lastRenderedPageBreak/>
         <w:t>Almacenamiento: 2 TB (fotografías del catálogo y de los programas comunitarios).</w:t>
       </w:r>
     </w:p>
@@ -4228,6 +4128,24 @@
           <w:rFonts w:eastAsia="Google Sans Text"/>
         </w:rPr>
         <w:t>Redis 7 en modo standalone, en el mismo servidor Ubuntu — sin costo de infraestructura adicional (AJUSTE 2).</w:t>
+      </w:r>
+    </w:p>
+    <w:p>
+      <w:pPr>
+        <w:pStyle w:val="Prrafodelista"/>
+        <w:numPr>
+          <w:ilvl w:val="0"/>
+          <w:numId w:val="11"/>
+        </w:numPr>
+        <w:rPr>
+          <w:rFonts w:eastAsia="Google Sans Text"/>
+        </w:rPr>
+      </w:pPr>
+      <w:r>
+        <w:rPr>
+          <w:rFonts w:eastAsia="Google Sans Text"/>
+        </w:rPr>
+        <w:t>Contenerización: el backend corre en un contenedor Docker (Dockerfile multi-stage, usuario non-root, HEALTHCHECK), orquestado con Docker Compose y reinicio automático (restart: unless-stopped) — Nginx, Certbot y Redis permanecen fuera del contenedor, directamente en el servidor Ubuntu.</w:t>
       </w:r>
     </w:p>
     <w:p>
@@ -4849,7 +4767,6 @@
         <w:rPr>
           <w:rFonts w:eastAsia="Google Sans"/>
         </w:rPr>
-        <w:lastRenderedPageBreak/>
         <w:t>4.3 Mantenimiento Evolutivo (Opcional)</w:t>
       </w:r>
       <w:bookmarkEnd w:id="10"/>
@@ -4865,7 +4782,14 @@
         <w:rPr>
           <w:rFonts w:eastAsia="Google Sans Text"/>
         </w:rPr>
-        <w:t>Durante los 18 meses del contrato, el mantenimiento evolutivo incluido en la ejecución contratada se limita a ajustes menores dentro del alcance ya definido en el Levantamiento de Requisitos de Software y en los Ajustes 1 a 3 de este documento (por ejemplo: corrección de comportamiento, ajustes de textos o de flujo dentro de un módulo ya contemplado). No incluye módulos, funcionalidades o integraciones nuevas que no estén contempladas en dicho alcance: cualquier ampliación de alcance, ocurra en el mes 1 o en el mes 18 del contrato, requiere una ampliación contractual aparte, a convenir con la Secretaría de Ambiente. Al finalizar el contrato, cualquier soporte o desarrollo adicional se definirá mediante una nueva contratación.</w:t>
+        <w:t xml:space="preserve">Durante los 18 meses del contrato, el mantenimiento evolutivo incluido en la ejecución contratada se limita a ajustes menores dentro del alcance ya definido en el Levantamiento de Requisitos de Software y en los Ajustes 1 a 3 de este documento (por ejemplo: corrección de comportamiento, ajustes de textos o de flujo dentro de un módulo ya contemplado). No incluye módulos, funcionalidades o integraciones nuevas que no estén contempladas en dicho alcance: cualquier ampliación de alcance, ocurra </w:t>
+      </w:r>
+      <w:r>
+        <w:rPr>
+          <w:rFonts w:eastAsia="Google Sans Text"/>
+        </w:rPr>
+        <w:lastRenderedPageBreak/>
+        <w:t>en el mes 1 o en el mes 18 del contrato, requiere una ampliación contractual aparte, a convenir con la Secretaría de Ambiente. Al finalizar el contrato, cualquier soporte o desarrollo adicional se definirá mediante una nueva contratación.</w:t>
       </w:r>
     </w:p>
     <w:p>
@@ -5628,7 +5552,6 @@
         <w:rPr>
           <w:rFonts w:eastAsia="Google Sans"/>
         </w:rPr>
-        <w:lastRenderedPageBreak/>
         <w:t>6.1 Estimación de costos del desarrollo</w:t>
       </w:r>
       <w:bookmarkEnd w:id="13"/>
@@ -5687,6 +5610,7 @@
                 <w:color w:val="FFFFFF"/>
                 <w:sz w:val="20"/>
               </w:rPr>
+              <w:lastRenderedPageBreak/>
               <w:t>Concepto</w:t>
             </w:r>
           </w:p>
@@ -7358,7 +7282,6 @@
         <w:rPr>
           <w:rFonts w:eastAsia="Google Sans"/>
         </w:rPr>
-        <w:lastRenderedPageBreak/>
         <w:t>7</w:t>
       </w:r>
       <w:r>
@@ -7526,6 +7449,7 @@
                 <w:color w:val="333333"/>
                 <w:sz w:val="20"/>
               </w:rPr>
+              <w:lastRenderedPageBreak/>
               <w:t>MFA</w:t>
             </w:r>
           </w:p>
@@ -8130,7 +8054,6 @@
         <w:rPr>
           <w:rFonts w:eastAsia="Google Sans"/>
         </w:rPr>
-        <w:lastRenderedPageBreak/>
         <w:t>9</w:t>
       </w:r>
       <w:r>
@@ -8215,6 +8138,7 @@
                 <w:color w:val="FFFFFF"/>
                 <w:sz w:val="20"/>
               </w:rPr>
+              <w:lastRenderedPageBreak/>
               <w:t>Versión</w:t>
             </w:r>
           </w:p>
@@ -8951,7 +8875,7 @@
               <w:lang w:eastAsia="es-CO"/>
             </w:rPr>
             <w:drawing>
-              <wp:inline distT="0" distB="0" distL="0" distR="0" wp14:anchorId="54F11C44" wp14:editId="3E48FAAE">
+              <wp:inline distT="0" distB="0" distL="0" distR="0" wp14:anchorId="011346CF" wp14:editId="3E48FAAE">
                 <wp:extent cx="1636102" cy="851338"/>
                 <wp:effectExtent l="0" t="0" r="2540" b="6350"/>
                 <wp:docPr id="1029572227" name="Imagen 8"/>
